--- a/docs/5. Documentacion Modular/09_Coincidencias_Empleado_Version_Desarrollador.docx
+++ b/docs/5. Documentacion Modular/09_Coincidencias_Empleado_Version_Desarrollador.docx
@@ -13,7 +13,7 @@
           <w:color w:val="0B2545"/>
           <w:sz w:val="40"/>
         </w:rPr>
-        <w:t>Coincidencias Empleado - Version Desarrollador</w:t>
+        <w:t>Coincidencias Empleado - Versión Desarrollador</w:t>
       </w:r>
     </w:p>
     <w:p>
@@ -25,7 +25,7 @@
           <w:color w:val="5A5A5A"/>
           <w:sz w:val="22"/>
         </w:rPr>
-        <w:t>Documento tecnico completo para mantenimiento, control de cambios y auditoria del modulo.</w:t>
+        <w:t>Documento técnico completo para mantenimiento, control de cambios y auditoría del módulo.</w:t>
       </w:r>
     </w:p>
     <w:tbl>
@@ -89,7 +89,7 @@
                 <w:b w:val="0"/>
                 <w:sz w:val="18"/>
               </w:rPr>
-              <w:t>Modulo</w:t>
+              <w:t>Módulo</w:t>
             </w:r>
           </w:p>
         </w:tc>
@@ -139,7 +139,7 @@
                 <w:b w:val="0"/>
                 <w:sz w:val="18"/>
               </w:rPr>
-              <w:t>Tecnico desarrollador</w:t>
+              <w:t>Técnico desarrollador</w:t>
             </w:r>
           </w:p>
         </w:tc>
@@ -157,7 +157,7 @@
                 <w:b w:val="0"/>
                 <w:sz w:val="18"/>
               </w:rPr>
-              <w:t>Version</w:t>
+              <w:t>Versión</w:t>
             </w:r>
           </w:p>
         </w:tc>
@@ -241,7 +241,7 @@
                 <w:b w:val="0"/>
                 <w:sz w:val="18"/>
               </w:rPr>
-              <w:t>Version full generada en Word; lista para aprobacion del usuario.</w:t>
+              <w:t>Versión full generada en Word; lista para aprobación del usuario.</w:t>
             </w:r>
           </w:p>
         </w:tc>
@@ -259,7 +259,7 @@
                 <w:b w:val="0"/>
                 <w:sz w:val="18"/>
               </w:rPr>
-              <w:t>Aprobacion</w:t>
+              <w:t>Aprobación</w:t>
             </w:r>
           </w:p>
         </w:tc>
@@ -275,7 +275,7 @@
                 <w:b w:val="0"/>
                 <w:sz w:val="18"/>
               </w:rPr>
-              <w:t>Pendiente de revision/firma del usuario responsable.</w:t>
+              <w:t>Pendiente de revisión/firma del usuario responsable.</w:t>
             </w:r>
           </w:p>
         </w:tc>
@@ -409,7 +409,7 @@
                 <w:b/>
                 <w:sz w:val="18"/>
               </w:rPr>
-              <w:t>Modulo</w:t>
+              <w:t>Módulo</w:t>
             </w:r>
           </w:p>
         </w:tc>
@@ -502,7 +502,7 @@
                 <w:b/>
                 <w:sz w:val="18"/>
               </w:rPr>
-              <w:t>Metodo</w:t>
+              <w:t>Método</w:t>
             </w:r>
           </w:p>
         </w:tc>
@@ -735,7 +735,7 @@
                 <w:b w:val="0"/>
                 <w:sz w:val="18"/>
               </w:rPr>
-              <w:t>Resumen dinamico</w:t>
+              <w:t>Resumen dinámico</w:t>
             </w:r>
           </w:p>
         </w:tc>
@@ -851,7 +851,7 @@
                 <w:b w:val="0"/>
                 <w:sz w:val="18"/>
               </w:rPr>
-              <w:t>/api/auditoria/exportacion</w:t>
+              <w:t>/api/auditoría/exportación</w:t>
             </w:r>
           </w:p>
         </w:tc>
@@ -867,7 +867,7 @@
                 <w:b w:val="0"/>
                 <w:sz w:val="18"/>
               </w:rPr>
-              <w:t>Auditar exportacion</w:t>
+              <w:t>Auditar exportación</w:t>
             </w:r>
           </w:p>
         </w:tc>
@@ -927,7 +927,7 @@
         <w:pStyle w:val="Heading1"/>
       </w:pPr>
       <w:r>
-        <w:t>Reglas tecnicas y validaciones</w:t>
+        <w:t>Reglas técnicas y validaciones</w:t>
       </w:r>
     </w:p>
     <w:p>
@@ -935,7 +935,7 @@
         <w:pStyle w:val="ListBullet"/>
       </w:pPr>
       <w:r>
-        <w:t>Solo tipos de empleado se califican en este modulo.</w:t>
+        <w:t>Solo tipos de empleado se califican en este módulo.</w:t>
       </w:r>
     </w:p>
     <w:p>
@@ -943,7 +943,7 @@
         <w:pStyle w:val="ListBullet"/>
       </w:pPr>
       <w:r>
-        <w:t>Calificacion valida: Positivo o Falso Positivo.</w:t>
+        <w:t>Calificación valida: Positivo o Falso Positivo.</w:t>
       </w:r>
     </w:p>
     <w:p>
@@ -951,7 +951,7 @@
         <w:pStyle w:val="ListBullet"/>
       </w:pPr>
       <w:r>
-        <w:t>Exportacion cancelada si falla auditoria.</w:t>
+        <w:t>Exportación cancelada si falla auditoría.</w:t>
       </w:r>
     </w:p>
     <w:p>
@@ -967,7 +967,7 @@
         <w:pStyle w:val="ListBullet"/>
       </w:pPr>
       <w:r>
-        <w:t>Calificacion de empleado</w:t>
+        <w:t>Calificación de empleado</w:t>
       </w:r>
     </w:p>
     <w:p>
@@ -975,7 +975,7 @@
         <w:pStyle w:val="ListBullet"/>
       </w:pPr>
       <w:r>
-        <w:t>Exportacion Excel</w:t>
+        <w:t>Exportación Excel</w:t>
       </w:r>
     </w:p>
     <w:p>
@@ -983,7 +983,7 @@
         <w:pStyle w:val="Heading1"/>
       </w:pPr>
       <w:r>
-        <w:t>Criterios de cierre tecnico</w:t>
+        <w:t>Criterios de cierre técnico</w:t>
       </w:r>
     </w:p>
     <w:p>
@@ -991,7 +991,7 @@
         <w:pStyle w:val="ListBullet"/>
       </w:pPr>
       <w:r>
-        <w:t>Endpoint critico protegido por autorizacion de modulo.</w:t>
+        <w:t>Endpoint crítico protegido por autorización de módulo.</w:t>
       </w:r>
     </w:p>
     <w:p>
@@ -999,7 +999,7 @@
         <w:pStyle w:val="ListBullet"/>
       </w:pPr>
       <w:r>
-        <w:t>Validacion visible en frontend y validacion critica en backend.</w:t>
+        <w:t>Validación visible en frontend y validación crítica en backend.</w:t>
       </w:r>
     </w:p>
     <w:p>
@@ -1015,7 +1015,7 @@
         <w:pStyle w:val="ListBullet"/>
       </w:pPr>
       <w:r>
-        <w:t>Auditoria obligatoria en acciones criticas.</w:t>
+        <w:t>Auditoría obligatoria en acciones críticas.</w:t>
       </w:r>
     </w:p>
     <w:p>
@@ -1023,7 +1023,7 @@
         <w:pStyle w:val="ListBullet"/>
       </w:pPr>
       <w:r>
-        <w:t>Compilacion frontend sin errores.</w:t>
+        <w:t>Compilación frontend sin errores.</w:t>
       </w:r>
     </w:p>
     <w:p>
@@ -1083,7 +1083,7 @@
           <w:color w:val="5A5A5A"/>
           <w:sz w:val="18"/>
         </w:rPr>
-        <w:t>Captura actualizada usada como referencia visual del modulo Coincidencias Empleado.</w:t>
+        <w:t>Captura actualizada usada como referencia visual del módulo Coincidencias Empleado.</w:t>
       </w:r>
     </w:p>
     <w:p>
@@ -1099,7 +1099,7 @@
         <w:pStyle w:val="ListBullet"/>
       </w:pPr>
       <w:r>
-        <w:t>Aprobacion final del documento por el usuario responsable.</w:t>
+        <w:t>Aprobación final del documento por el usuario responsable.</w:t>
       </w:r>
     </w:p>
     <w:p>
@@ -1134,7 +1134,7 @@
         <w:color w:val="646464"/>
         <w:sz w:val="16"/>
       </w:rPr>
-      <w:t>Coincidencias Empleado - Version Desarrollador | Version 1.0 | 30/06/2026</w:t>
+      <w:t>Coincidencias Empleado - Versión Desarrollador | Versión 1.0 | 30/06/2026</w:t>
     </w:r>
   </w:p>
 </w:ftr>
@@ -1152,7 +1152,7 @@
         <w:color w:val="646464"/>
         <w:sz w:val="16"/>
       </w:rPr>
-      <w:t>SGRLA-IHSS | Documentacion modular</w:t>
+      <w:t>SGRLA-IHSS | Documentación modular</w:t>
     </w:r>
   </w:p>
 </w:hdr>
